--- a/templates/Текст для согласия англ.docx
+++ b/templates/Текст для согласия англ.docx
@@ -69,7 +69,40 @@
           <w:color w:val="000000" w:themeColor="text1"/>
           <w:lang w:val="en-US"/>
         </w:rPr>
-        <w:t xml:space="preserve">expressly and voluntarily give my explicit consent to the collection and processing of personal data provided in this form for the purpose of considering me for employment with </w:t>
+        <w:t xml:space="preserve">expressly and voluntarily </w:t>
+      </w:r>
+      <w:r>
+        <w:rPr>
+          <w:i/>
+          <w:iCs/>
+          <w:lang w:val="en-US"/>
+        </w:rPr>
+        <w:t>consent to the collection and processing of the personal data provided in this form for the purpose of</w:t>
+      </w:r>
+      <w:r>
+        <w:rPr>
+          <w:i/>
+          <w:iCs/>
+          <w:lang w:val="en-US"/>
+        </w:rPr>
+        <w:t xml:space="preserve"> </w:t>
+      </w:r>
+      <w:r>
+        <w:rPr>
+          <w:i/>
+          <w:iCs/>
+          <w:lang w:val="en-US"/>
+        </w:rPr>
+        <w:t>evaluating my application for employment with</w:t>
+      </w:r>
+      <w:r>
+        <w:rPr>
+          <w:i/>
+          <w:iCs/>
+          <w:color w:val="000000" w:themeColor="text1"/>
+          <w:lang w:val="en-US"/>
+        </w:rPr>
+        <w:t xml:space="preserve"> </w:t>
       </w:r>
       <w:r>
         <w:rPr>
@@ -117,36 +150,84 @@
           <w:color w:val="000000" w:themeColor="text1"/>
           <w:lang w:val="en-US"/>
         </w:rPr>
-        <w:t>The data provided in the form is necessary to be known to the prospective Employer indicated above in order to be able to consider me to enter into the position of service with the latter.</w:t>
-      </w:r>
-    </w:p>
-    <w:p>
-      <w:pPr>
-        <w:rPr>
-          <w:i/>
-          <w:iCs/>
-          <w:color w:val="000000" w:themeColor="text1"/>
-          <w:lang w:val="en-US"/>
-        </w:rPr>
-      </w:pPr>
-    </w:p>
-    <w:p>
-      <w:pPr>
-        <w:rPr>
-          <w:i/>
-          <w:iCs/>
-          <w:color w:val="000000" w:themeColor="text1"/>
-          <w:lang w:val="en-US"/>
-        </w:rPr>
-      </w:pPr>
-      <w:r>
-        <w:rPr>
-          <w:i/>
-          <w:iCs/>
-          <w:color w:val="000000" w:themeColor="text1"/>
-          <w:lang w:val="en-US"/>
-        </w:rPr>
-        <w:t>I acknowledge that my data will be processed in accordance with applicable data protection laws, including the Swiss Federal Data Protection Act (FADP) and the EU General Data Protection Regulation (GDPR).</w:t>
+        <w:t xml:space="preserve">The data provided in the form is necessary </w:t>
+      </w:r>
+      <w:r>
+        <w:rPr>
+          <w:i/>
+          <w:iCs/>
+          <w:color w:val="000000" w:themeColor="text1"/>
+          <w:lang w:val="en-US"/>
+        </w:rPr>
+        <w:t>to be known to the prospective e</w:t>
+      </w:r>
+      <w:r>
+        <w:rPr>
+          <w:i/>
+          <w:iCs/>
+          <w:color w:val="000000" w:themeColor="text1"/>
+          <w:lang w:val="en-US"/>
+        </w:rPr>
+        <w:t xml:space="preserve">mployer </w:t>
+      </w:r>
+      <w:r>
+        <w:rPr>
+          <w:i/>
+          <w:iCs/>
+          <w:lang w:val="en-US"/>
+        </w:rPr>
+        <w:t>identified above</w:t>
+      </w:r>
+      <w:r>
+        <w:rPr>
+          <w:i/>
+          <w:iCs/>
+          <w:lang w:val="en-US"/>
+        </w:rPr>
+        <w:t xml:space="preserve"> </w:t>
+      </w:r>
+      <w:r>
+        <w:rPr>
+          <w:i/>
+          <w:iCs/>
+          <w:lang w:val="en-US"/>
+        </w:rPr>
+        <w:t>to assess by suitability with the position</w:t>
+      </w:r>
+      <w:r>
+        <w:rPr>
+          <w:i/>
+          <w:iCs/>
+          <w:lang w:val="en-US"/>
+        </w:rPr>
+        <w:t>.</w:t>
+      </w:r>
+    </w:p>
+    <w:p>
+      <w:pPr>
+        <w:rPr>
+          <w:i/>
+          <w:iCs/>
+          <w:color w:val="000000" w:themeColor="text1"/>
+          <w:lang w:val="en-US"/>
+        </w:rPr>
+      </w:pPr>
+    </w:p>
+    <w:p>
+      <w:pPr>
+        <w:rPr>
+          <w:i/>
+          <w:iCs/>
+          <w:lang w:val="en-US"/>
+        </w:rPr>
+      </w:pPr>
+      <w:r>
+        <w:rPr>
+          <w:i/>
+          <w:iCs/>
+          <w:lang w:val="en-US"/>
+        </w:rPr>
+        <w:t>I acknowledge that my personal data will be processed in accordance with applicable data protection laws, including the Swiss Federal Data Protection Act (FADP) and the EU General Data Protection Regulation (GDPR).</w:t>
       </w:r>
     </w:p>
     <w:p>
@@ -1068,7 +1149,7 @@
   <a:extraClrSchemeLst/>
   <a:extLst>
     <a:ext uri="{05A4C25C-085E-4340-85A3-A5531E510DB2}">
-      <thm15:themeFamily xmlns="" xmlns:thm15="http://schemas.microsoft.com/office/thememl/2012/main" name="Office Theme" id="{62F939B6-93AF-4DB8-9C6B-D6C7DFDC589F}" vid="{4A3C46E8-61CC-4603-A589-7422A47A8E4A}"/>
+      <thm15:themeFamily xmlns:thm15="http://schemas.microsoft.com/office/thememl/2012/main" xmlns="" name="Office Theme" id="{62F939B6-93AF-4DB8-9C6B-D6C7DFDC589F}" vid="{4A3C46E8-61CC-4603-A589-7422A47A8E4A}"/>
     </a:ext>
   </a:extLst>
 </a:theme>
